--- a/a7/packages/A7 Unit 5 - Multi-Step Proportional Relationships/Lessons/5.06/A7 5.06 Converting Length Across Systems; Currency - Independent Set.docx
+++ b/a7/packages/A7 Unit 5 - Multi-Step Proportional Relationships/Lessons/5.06/A7 5.06 Converting Length Across Systems; Currency - Independent Set.docx
@@ -236,7 +236,7 @@
                 <w:color w:val="1A1A1A"/>
                 <w:sz w:val="22"/>
               </w:rPr>
-              <w:t>1 in = 2.54 cm. How many centimetres is 12 in?</w:t>
+              <w:t>1 in = 2.54 cm. How many centimeters is 12 in?</w:t>
             </w:r>
           </w:p>
           <w:p>
@@ -380,7 +380,7 @@
                 <w:color w:val="1A1A1A"/>
                 <w:sz w:val="22"/>
               </w:rPr>
-              <w:t>1 mi = 1.61 km. How many kilometres is 10 mi?</w:t>
+              <w:t>1 mi = 1.61 km. How many kilometers is 10 mi?</w:t>
             </w:r>
           </w:p>
           <w:p>
@@ -524,7 +524,7 @@
                 <w:color w:val="1A1A1A"/>
                 <w:sz w:val="22"/>
               </w:rPr>
-              <w:t>1 yd = 3 ft, 1 ft = 12 in, 1 in = 2.54 cm. How many centimetres is 2 yd? Estimate first.</w:t>
+              <w:t>1 yd = 3 ft, 1 ft = 12 in, 1 in = 2.54 cm. How many centimeters is 2 yd? Estimate first.</w:t>
             </w:r>
           </w:p>
           <w:p>

--- a/a7/packages/A7 Unit 5 - Multi-Step Proportional Relationships/Lessons/5.06/A7 5.06 Converting Length Across Systems; Currency - Independent Set.docx
+++ b/a7/packages/A7 Unit 5 - Multi-Step Proportional Relationships/Lessons/5.06/A7 5.06 Converting Length Across Systems; Currency - Independent Set.docx
@@ -230,13 +230,47 @@
               <w:t xml:space="preserve">1.   </w:t>
             </w:r>
             <w:r>
+              <w:drawing>
+                <wp:inline xmlns:a="http://schemas.openxmlformats.org/drawingml/2006/main" xmlns:pic="http://schemas.openxmlformats.org/drawingml/2006/picture">
+                  <wp:extent cx="880872" cy="118872"/>
+                  <wp:docPr id="1" name="Picture 1"/>
+                  <wp:cNvGraphicFramePr>
+                    <a:graphicFrameLocks noChangeAspect="1"/>
+                  </wp:cNvGraphicFramePr>
+                  <a:graphic>
+                    <a:graphicData uri="http://schemas.openxmlformats.org/drawingml/2006/picture">
+                      <pic:pic>
+                        <pic:nvPicPr>
+                          <pic:cNvPr id="0" name="3f7b1ea0b6e117e9.png"/>
+                          <pic:cNvPicPr/>
+                        </pic:nvPicPr>
+                        <pic:blipFill>
+                          <a:blip r:embed="rId9"/>
+                          <a:stretch>
+                            <a:fillRect/>
+                          </a:stretch>
+                        </pic:blipFill>
+                        <pic:spPr>
+                          <a:xfrm>
+                            <a:off x="0" y="0"/>
+                            <a:ext cx="880872" cy="118872"/>
+                          </a:xfrm>
+                          <a:prstGeom prst="rect"/>
+                        </pic:spPr>
+                      </pic:pic>
+                    </a:graphicData>
+                  </a:graphic>
+                </wp:inline>
+              </w:drawing>
+            </w:r>
+            <w:r>
               <w:rPr>
                 <w:b w:val="0"/>
                 <w:i w:val="0"/>
                 <w:color w:val="1A1A1A"/>
                 <w:sz w:val="22"/>
               </w:rPr>
-              <w:t>1 in = 2.54 cm. How many centimeters is 12 in?</w:t>
+              <w:t>. How many centimeters is 12 in?</w:t>
             </w:r>
           </w:p>
           <w:p>
@@ -302,13 +336,47 @@
               <w:t xml:space="preserve">2.   </w:t>
             </w:r>
             <w:r>
+              <w:drawing>
+                <wp:inline xmlns:a="http://schemas.openxmlformats.org/drawingml/2006/main" xmlns:pic="http://schemas.openxmlformats.org/drawingml/2006/picture">
+                  <wp:extent cx="880872" cy="118872"/>
+                  <wp:docPr id="2" name="Picture 2"/>
+                  <wp:cNvGraphicFramePr>
+                    <a:graphicFrameLocks noChangeAspect="1"/>
+                  </wp:cNvGraphicFramePr>
+                  <a:graphic>
+                    <a:graphicData uri="http://schemas.openxmlformats.org/drawingml/2006/picture">
+                      <pic:pic>
+                        <pic:nvPicPr>
+                          <pic:cNvPr id="0" name="ee8f76ca7cba8c9a.png"/>
+                          <pic:cNvPicPr/>
+                        </pic:nvPicPr>
+                        <pic:blipFill>
+                          <a:blip r:embed="rId10"/>
+                          <a:stretch>
+                            <a:fillRect/>
+                          </a:stretch>
+                        </pic:blipFill>
+                        <pic:spPr>
+                          <a:xfrm>
+                            <a:off x="0" y="0"/>
+                            <a:ext cx="880872" cy="118872"/>
+                          </a:xfrm>
+                          <a:prstGeom prst="rect"/>
+                        </pic:spPr>
+                      </pic:pic>
+                    </a:graphicData>
+                  </a:graphic>
+                </wp:inline>
+              </w:drawing>
+            </w:r>
+            <w:r>
               <w:rPr>
                 <w:b w:val="0"/>
                 <w:i w:val="0"/>
                 <w:color w:val="1A1A1A"/>
                 <w:sz w:val="22"/>
               </w:rPr>
-              <w:t>1 cm = 0.39 in. How many inches is 40 cm?</w:t>
+              <w:t>. How many inches is 40 cm?</w:t>
             </w:r>
           </w:p>
           <w:p>
@@ -374,13 +442,47 @@
               <w:t xml:space="preserve">3.   </w:t>
             </w:r>
             <w:r>
+              <w:drawing>
+                <wp:inline xmlns:a="http://schemas.openxmlformats.org/drawingml/2006/main" xmlns:pic="http://schemas.openxmlformats.org/drawingml/2006/picture">
+                  <wp:extent cx="935736" cy="118872"/>
+                  <wp:docPr id="3" name="Picture 3"/>
+                  <wp:cNvGraphicFramePr>
+                    <a:graphicFrameLocks noChangeAspect="1"/>
+                  </wp:cNvGraphicFramePr>
+                  <a:graphic>
+                    <a:graphicData uri="http://schemas.openxmlformats.org/drawingml/2006/picture">
+                      <pic:pic>
+                        <pic:nvPicPr>
+                          <pic:cNvPr id="0" name="36dbabcfef26f30f.png"/>
+                          <pic:cNvPicPr/>
+                        </pic:nvPicPr>
+                        <pic:blipFill>
+                          <a:blip r:embed="rId11"/>
+                          <a:stretch>
+                            <a:fillRect/>
+                          </a:stretch>
+                        </pic:blipFill>
+                        <pic:spPr>
+                          <a:xfrm>
+                            <a:off x="0" y="0"/>
+                            <a:ext cx="935736" cy="118872"/>
+                          </a:xfrm>
+                          <a:prstGeom prst="rect"/>
+                        </pic:spPr>
+                      </pic:pic>
+                    </a:graphicData>
+                  </a:graphic>
+                </wp:inline>
+              </w:drawing>
+            </w:r>
+            <w:r>
               <w:rPr>
                 <w:b w:val="0"/>
                 <w:i w:val="0"/>
                 <w:color w:val="1A1A1A"/>
                 <w:sz w:val="22"/>
               </w:rPr>
-              <w:t>1 mi = 1.61 km. How many kilometers is 10 mi?</w:t>
+              <w:t>. How many kilometers is 10 mi?</w:t>
             </w:r>
           </w:p>
           <w:p>
@@ -446,13 +548,47 @@
               <w:t xml:space="preserve">4.   </w:t>
             </w:r>
             <w:r>
+              <w:drawing>
+                <wp:inline xmlns:a="http://schemas.openxmlformats.org/drawingml/2006/main" xmlns:pic="http://schemas.openxmlformats.org/drawingml/2006/picture">
+                  <wp:extent cx="932688" cy="118872"/>
+                  <wp:docPr id="4" name="Picture 4"/>
+                  <wp:cNvGraphicFramePr>
+                    <a:graphicFrameLocks noChangeAspect="1"/>
+                  </wp:cNvGraphicFramePr>
+                  <a:graphic>
+                    <a:graphicData uri="http://schemas.openxmlformats.org/drawingml/2006/picture">
+                      <pic:pic>
+                        <pic:nvPicPr>
+                          <pic:cNvPr id="0" name="0e76ab3bbdebbfa3.png"/>
+                          <pic:cNvPicPr/>
+                        </pic:nvPicPr>
+                        <pic:blipFill>
+                          <a:blip r:embed="rId12"/>
+                          <a:stretch>
+                            <a:fillRect/>
+                          </a:stretch>
+                        </pic:blipFill>
+                        <pic:spPr>
+                          <a:xfrm>
+                            <a:off x="0" y="0"/>
+                            <a:ext cx="932688" cy="118872"/>
+                          </a:xfrm>
+                          <a:prstGeom prst="rect"/>
+                        </pic:spPr>
+                      </pic:pic>
+                    </a:graphicData>
+                  </a:graphic>
+                </wp:inline>
+              </w:drawing>
+            </w:r>
+            <w:r>
               <w:rPr>
                 <w:b w:val="0"/>
                 <w:i w:val="0"/>
                 <w:color w:val="1A1A1A"/>
                 <w:sz w:val="22"/>
               </w:rPr>
-              <w:t>1 km = 0.62 mi. How many miles is 8 km?</w:t>
+              <w:t>. How many miles is 8 km?</w:t>
             </w:r>
           </w:p>
           <w:p>
@@ -518,13 +654,133 @@
               <w:t xml:space="preserve">5.   </w:t>
             </w:r>
             <w:r>
+              <w:drawing>
+                <wp:inline xmlns:a="http://schemas.openxmlformats.org/drawingml/2006/main" xmlns:pic="http://schemas.openxmlformats.org/drawingml/2006/picture">
+                  <wp:extent cx="612648" cy="152400"/>
+                  <wp:docPr id="5" name="Picture 5"/>
+                  <wp:cNvGraphicFramePr>
+                    <a:graphicFrameLocks noChangeAspect="1"/>
+                  </wp:cNvGraphicFramePr>
+                  <a:graphic>
+                    <a:graphicData uri="http://schemas.openxmlformats.org/drawingml/2006/picture">
+                      <pic:pic>
+                        <pic:nvPicPr>
+                          <pic:cNvPr id="0" name="839b0e45ced0f362.png"/>
+                          <pic:cNvPicPr/>
+                        </pic:nvPicPr>
+                        <pic:blipFill>
+                          <a:blip r:embed="rId13"/>
+                          <a:stretch>
+                            <a:fillRect/>
+                          </a:stretch>
+                        </pic:blipFill>
+                        <pic:spPr>
+                          <a:xfrm>
+                            <a:off x="0" y="0"/>
+                            <a:ext cx="612648" cy="152400"/>
+                          </a:xfrm>
+                          <a:prstGeom prst="rect"/>
+                        </pic:spPr>
+                      </pic:pic>
+                    </a:graphicData>
+                  </a:graphic>
+                </wp:inline>
+              </w:drawing>
+            </w:r>
+            <w:r>
               <w:rPr>
                 <w:b w:val="0"/>
                 <w:i w:val="0"/>
                 <w:color w:val="1A1A1A"/>
                 <w:sz w:val="22"/>
               </w:rPr>
-              <w:t>1 yd = 3 ft, 1 ft = 12 in, 1 in = 2.54 cm. How many centimeters is 2 yd? Estimate first.</w:t>
+              <w:t xml:space="preserve">, </w:t>
+            </w:r>
+            <w:r>
+              <w:drawing>
+                <wp:inline xmlns:a="http://schemas.openxmlformats.org/drawingml/2006/main" xmlns:pic="http://schemas.openxmlformats.org/drawingml/2006/picture">
+                  <wp:extent cx="658368" cy="115824"/>
+                  <wp:docPr id="6" name="Picture 6"/>
+                  <wp:cNvGraphicFramePr>
+                    <a:graphicFrameLocks noChangeAspect="1"/>
+                  </wp:cNvGraphicFramePr>
+                  <a:graphic>
+                    <a:graphicData uri="http://schemas.openxmlformats.org/drawingml/2006/picture">
+                      <pic:pic>
+                        <pic:nvPicPr>
+                          <pic:cNvPr id="0" name="cc9a9baebce143e8.png"/>
+                          <pic:cNvPicPr/>
+                        </pic:nvPicPr>
+                        <pic:blipFill>
+                          <a:blip r:embed="rId14"/>
+                          <a:stretch>
+                            <a:fillRect/>
+                          </a:stretch>
+                        </pic:blipFill>
+                        <pic:spPr>
+                          <a:xfrm>
+                            <a:off x="0" y="0"/>
+                            <a:ext cx="658368" cy="115824"/>
+                          </a:xfrm>
+                          <a:prstGeom prst="rect"/>
+                        </pic:spPr>
+                      </pic:pic>
+                    </a:graphicData>
+                  </a:graphic>
+                </wp:inline>
+              </w:drawing>
+            </w:r>
+            <w:r>
+              <w:rPr>
+                <w:b w:val="0"/>
+                <w:i w:val="0"/>
+                <w:color w:val="1A1A1A"/>
+                <w:sz w:val="22"/>
+              </w:rPr>
+              <w:t xml:space="preserve">, </w:t>
+            </w:r>
+            <w:r>
+              <w:drawing>
+                <wp:inline xmlns:a="http://schemas.openxmlformats.org/drawingml/2006/main" xmlns:pic="http://schemas.openxmlformats.org/drawingml/2006/picture">
+                  <wp:extent cx="880872" cy="118872"/>
+                  <wp:docPr id="7" name="Picture 7"/>
+                  <wp:cNvGraphicFramePr>
+                    <a:graphicFrameLocks noChangeAspect="1"/>
+                  </wp:cNvGraphicFramePr>
+                  <a:graphic>
+                    <a:graphicData uri="http://schemas.openxmlformats.org/drawingml/2006/picture">
+                      <pic:pic>
+                        <pic:nvPicPr>
+                          <pic:cNvPr id="0" name="3f7b1ea0b6e117e9.png"/>
+                          <pic:cNvPicPr/>
+                        </pic:nvPicPr>
+                        <pic:blipFill>
+                          <a:blip r:embed="rId9"/>
+                          <a:stretch>
+                            <a:fillRect/>
+                          </a:stretch>
+                        </pic:blipFill>
+                        <pic:spPr>
+                          <a:xfrm>
+                            <a:off x="0" y="0"/>
+                            <a:ext cx="880872" cy="118872"/>
+                          </a:xfrm>
+                          <a:prstGeom prst="rect"/>
+                        </pic:spPr>
+                      </pic:pic>
+                    </a:graphicData>
+                  </a:graphic>
+                </wp:inline>
+              </w:drawing>
+            </w:r>
+            <w:r>
+              <w:rPr>
+                <w:b w:val="0"/>
+                <w:i w:val="0"/>
+                <w:color w:val="1A1A1A"/>
+                <w:sz w:val="22"/>
+              </w:rPr>
+              <w:t>. How many centimeters is 2 yd? Estimate first.</w:t>
             </w:r>
           </w:p>
           <w:p>
@@ -596,7 +852,50 @@
                 <w:color w:val="1A1A1A"/>
                 <w:sz w:val="22"/>
               </w:rPr>
-              <w:t>Today's rate: 1 US dollar = 0.92 euros. How many euros is $50? How many dollars is 23 euros?</w:t>
+              <w:t xml:space="preserve">Today's rate: </w:t>
+            </w:r>
+            <w:r>
+              <w:drawing>
+                <wp:inline xmlns:a="http://schemas.openxmlformats.org/drawingml/2006/main" xmlns:pic="http://schemas.openxmlformats.org/drawingml/2006/picture">
+                  <wp:extent cx="1539240" cy="121920"/>
+                  <wp:docPr id="8" name="Picture 8"/>
+                  <wp:cNvGraphicFramePr>
+                    <a:graphicFrameLocks noChangeAspect="1"/>
+                  </wp:cNvGraphicFramePr>
+                  <a:graphic>
+                    <a:graphicData uri="http://schemas.openxmlformats.org/drawingml/2006/picture">
+                      <pic:pic>
+                        <pic:nvPicPr>
+                          <pic:cNvPr id="0" name="e2fe311811243543.png"/>
+                          <pic:cNvPicPr/>
+                        </pic:nvPicPr>
+                        <pic:blipFill>
+                          <a:blip r:embed="rId15"/>
+                          <a:stretch>
+                            <a:fillRect/>
+                          </a:stretch>
+                        </pic:blipFill>
+                        <pic:spPr>
+                          <a:xfrm>
+                            <a:off x="0" y="0"/>
+                            <a:ext cx="1539240" cy="121920"/>
+                          </a:xfrm>
+                          <a:prstGeom prst="rect"/>
+                        </pic:spPr>
+                      </pic:pic>
+                    </a:graphicData>
+                  </a:graphic>
+                </wp:inline>
+              </w:drawing>
+            </w:r>
+            <w:r>
+              <w:rPr>
+                <w:b w:val="0"/>
+                <w:i w:val="0"/>
+                <w:color w:val="1A1A1A"/>
+                <w:sz w:val="22"/>
+              </w:rPr>
+              <w:t>. How many euros is $50? How many dollars is 23 euros?</w:t>
             </w:r>
           </w:p>
           <w:p>
